--- a/to_fix.docx
+++ b/to_fix.docx
@@ -3,11 +3,6 @@
 <w:document xmlns:wpc="http://schemas.microsoft.com/office/word/2010/wordprocessingCanvas" xmlns:cx="http://schemas.microsoft.com/office/drawing/2014/chartex" xmlns:cx1="http://schemas.microsoft.com/office/drawing/2015/9/8/chartex" xmlns:cx2="http://schemas.microsoft.com/office/drawing/2015/10/21/chartex" xmlns:cx3="http://schemas.microsoft.com/office/drawing/2016/5/9/chartex" xmlns:cx4="http://schemas.microsoft.com/office/drawing/2016/5/10/chartex" xmlns:cx5="http://schemas.microsoft.com/office/drawing/2016/5/11/chartex" xmlns:cx6="http://schemas.microsoft.com/office/drawing/2016/5/12/chartex" xmlns:cx7="http://schemas.microsoft.com/office/drawing/2016/5/13/chartex" xmlns:cx8="http://schemas.microsoft.com/office/drawing/2016/5/14/chartex" xmlns:mc="http://schemas.openxmlformats.org/markup-compatibility/2006" xmlns:aink="http://schemas.microsoft.com/office/drawing/2016/ink" xmlns:am3d="http://schemas.microsoft.com/office/drawing/2017/model3d" xmlns:o="urn:schemas-microsoft-com:office:office" xmlns:oel="http://schemas.microsoft.com/office/2019/extlst" xmlns:r="http://schemas.openxmlformats.org/officeDocument/2006/relationships" xmlns:m="http://schemas.openxmlformats.org/officeDocument/2006/math" xmlns:v="urn:schemas-microsoft-com:vml" xmlns:wp14="http://schemas.microsoft.com/office/word/2010/wordprocessingDrawing" xmlns:wp="http://schemas.openxmlformats.org/drawingml/2006/wordprocessingDrawing" xmlns:w10="urn:schemas-microsoft-com:office:word" xmlns:w="http://schemas.openxmlformats.org/wordprocessingml/2006/main" xmlns:w14="http://schemas.microsoft.com/office/word/2010/wordml" xmlns:w15="http://schemas.microsoft.com/office/word/2012/wordml" xmlns:w16cex="http://schemas.microsoft.com/office/word/2018/wordml/cex" xmlns:w16cid="http://schemas.microsoft.com/office/word/2016/wordml/cid" xmlns:w16="http://schemas.microsoft.com/office/word/2018/wordml" xmlns:w16du="http://schemas.microsoft.com/office/word/2023/wordml/word16du" xmlns:w16sdtdh="http://schemas.microsoft.com/office/word/2020/wordml/sdtdatahash" xmlns:w16sdtfl="http://schemas.microsoft.com/office/word/2024/wordml/sdtformatlock" xmlns:w16se="http://schemas.microsoft.com/office/word/2015/wordml/symex" xmlns:wpg="http://schemas.microsoft.com/office/word/2010/wordprocessingGroup" xmlns:wpi="http://schemas.microsoft.com/office/word/2010/wordprocessingInk" xmlns:wne="http://schemas.microsoft.com/office/word/2006/wordml" xmlns:wps="http://schemas.microsoft.com/office/word/2010/wordprocessingShape" mc:Ignorable="w14 w15 w16se w16cid w16 w16cex w16sdtdh w16sdtfl w16du wp14">
   <w:body>
     <w:p>
-      <w:pPr>
-        <w:rPr>
-          <w:rFonts w:hint="eastAsia"/>
-        </w:rPr>
-      </w:pPr>
       <w:r>
         <w:rPr>
           <w:rFonts w:hint="eastAsia"/>
@@ -21,23 +16,6 @@
           <w:rFonts w:hint="eastAsia"/>
         </w:rPr>
         <w:t>group_detail.html, building_detail.html, client_detail.html, etc. Name should not be editable.</w:t>
-      </w:r>
-    </w:p>
-    <w:p>
-      <w:r>
-        <w:rPr>
-          <w:rFonts w:hint="eastAsia"/>
-        </w:rPr>
-        <w:t xml:space="preserve">Once info is deleted, can </w:t>
-      </w:r>
-      <w:r>
-        <w:t>I</w:t>
-      </w:r>
-      <w:r>
-        <w:rPr>
-          <w:rFonts w:hint="eastAsia"/>
-        </w:rPr>
-        <w:t xml:space="preserve"> use back the same name again?</w:t>
       </w:r>
     </w:p>
     <w:p>
@@ -47,6 +25,82 @@
         </w:rPr>
       </w:pPr>
       <w:r>
+        <w:rPr>
+          <w:rFonts w:hint="eastAsia"/>
+        </w:rPr>
+        <w:t xml:space="preserve">Once info is deleted, </w:t>
+      </w:r>
+      <w:r>
+        <w:rPr>
+          <w:rFonts w:hint="eastAsia"/>
+        </w:rPr>
+        <w:t>i can</w:t>
+      </w:r>
+      <w:r>
+        <w:t>’</w:t>
+      </w:r>
+      <w:r>
+        <w:rPr>
+          <w:rFonts w:hint="eastAsia"/>
+        </w:rPr>
+        <w:t xml:space="preserve">t reuse the same info again. Because record in </w:t>
+      </w:r>
+      <w:r>
+        <w:t>Django</w:t>
+      </w:r>
+      <w:r>
+        <w:rPr>
+          <w:rFonts w:hint="eastAsia"/>
+        </w:rPr>
+        <w:t xml:space="preserve"> admin is still here! After </w:t>
+      </w:r>
+      <w:r>
+        <w:t>I</w:t>
+      </w:r>
+      <w:r>
+        <w:rPr>
+          <w:rFonts w:hint="eastAsia"/>
+        </w:rPr>
+        <w:t xml:space="preserve"> removed it in </w:t>
+      </w:r>
+      <w:r>
+        <w:t>Django</w:t>
+      </w:r>
+      <w:r>
+        <w:rPr>
+          <w:rFonts w:hint="eastAsia"/>
+        </w:rPr>
+        <w:t xml:space="preserve"> admin, it would still be error if </w:t>
+      </w:r>
+      <w:r>
+        <w:t>I</w:t>
+      </w:r>
+      <w:r>
+        <w:rPr>
+          <w:rFonts w:hint="eastAsia"/>
+        </w:rPr>
+        <w:t xml:space="preserve"> recreate it!</w:t>
+      </w:r>
+    </w:p>
+    <w:p>
+      <w:r>
+        <w:rPr>
+          <w:rFonts w:hint="eastAsia"/>
+        </w:rPr>
+        <w:t xml:space="preserve">Remove media icon when relative record is </w:t>
+      </w:r>
+      <w:r>
+        <w:t>deleted</w:t>
+      </w:r>
+      <w:r>
+        <w:rPr>
+          <w:rFonts w:hint="eastAsia"/>
+        </w:rPr>
+        <w:t>.</w:t>
+      </w:r>
+    </w:p>
+    <w:p>
+      <w:r>
         <w:t>B</w:t>
       </w:r>
       <w:r>
@@ -67,6 +121,24 @@
           <w:rFonts w:hint="eastAsia"/>
         </w:rPr>
         <w:t xml:space="preserve"> image not saved in media folder?</w:t>
+      </w:r>
+    </w:p>
+    <w:p>
+      <w:r>
+        <w:t>Can use created user to login?</w:t>
+      </w:r>
+    </w:p>
+    <w:p>
+      <w:pPr>
+        <w:rPr>
+          <w:rFonts w:hint="eastAsia"/>
+        </w:rPr>
+      </w:pPr>
+      <w:r>
+        <w:rPr>
+          <w:rFonts w:hint="eastAsia"/>
+        </w:rPr>
+        <w:t>Tick issue in group_detail.html</w:t>
       </w:r>
     </w:p>
     <w:p/>
@@ -76,6 +148,17 @@
           <w:rFonts w:hint="eastAsia"/>
         </w:rPr>
         <w:t>Layout</w:t>
+      </w:r>
+    </w:p>
+    <w:p>
+      <w:r>
+        <w:t>B</w:t>
+      </w:r>
+      <w:r>
+        <w:rPr>
+          <w:rFonts w:hint="eastAsia"/>
+        </w:rPr>
+        <w:t>uilding_report.html image layout, green fact icon</w:t>
       </w:r>
     </w:p>
     <w:p>
@@ -92,6 +175,7 @@
         </w:rPr>
       </w:pPr>
     </w:p>
+    <w:p/>
     <w:sectPr>
       <w:pgSz w:w="11906" w:h="16838"/>
       <w:pgMar w:top="1440" w:right="1440" w:bottom="1440" w:left="1440" w:header="708" w:footer="708" w:gutter="0"/>

--- a/to_fix.docx
+++ b/to_fix.docx
@@ -19,11 +19,6 @@
       </w:r>
     </w:p>
     <w:p>
-      <w:pPr>
-        <w:rPr>
-          <w:rFonts w:hint="eastAsia"/>
-        </w:rPr>
-      </w:pPr>
       <w:r>
         <w:rPr>
           <w:rFonts w:hint="eastAsia"/>
@@ -126,6 +121,14 @@
     <w:p>
       <w:r>
         <w:t>Can use created user to login?</w:t>
+      </w:r>
+    </w:p>
+    <w:p>
+      <w:r>
+        <w:rPr>
+          <w:rFonts w:hint="eastAsia"/>
+        </w:rPr>
+        <w:t>Tick issue in group_detail.html</w:t>
       </w:r>
     </w:p>
     <w:p>
@@ -138,7 +141,7 @@
         <w:rPr>
           <w:rFonts w:hint="eastAsia"/>
         </w:rPr>
-        <w:t>Tick issue in group_detail.html</w:t>
+        <w:t>Building.html error without creating Client.html</w:t>
       </w:r>
     </w:p>
     <w:p/>
@@ -161,20 +164,8 @@
         <w:t>uilding_report.html image layout, green fact icon</w:t>
       </w:r>
     </w:p>
-    <w:p>
-      <w:pPr>
-        <w:rPr>
-          <w:rFonts w:hint="eastAsia"/>
-        </w:rPr>
-      </w:pPr>
-    </w:p>
-    <w:p>
-      <w:pPr>
-        <w:rPr>
-          <w:rFonts w:hint="eastAsia"/>
-        </w:rPr>
-      </w:pPr>
-    </w:p>
+    <w:p/>
+    <w:p/>
     <w:p/>
     <w:sectPr>
       <w:pgSz w:w="11906" w:h="16838"/>

--- a/to_fix.docx
+++ b/to_fix.docx
@@ -1,6 +1,6 @@
 
 <file path=word/document.xml><?xml version="1.0" encoding="utf-8"?>
-<w:document xmlns:wpc="http://schemas.microsoft.com/office/word/2010/wordprocessingCanvas" xmlns:cx="http://schemas.microsoft.com/office/drawing/2014/chartex" xmlns:cx1="http://schemas.microsoft.com/office/drawing/2015/9/8/chartex" xmlns:cx2="http://schemas.microsoft.com/office/drawing/2015/10/21/chartex" xmlns:cx3="http://schemas.microsoft.com/office/drawing/2016/5/9/chartex" xmlns:cx4="http://schemas.microsoft.com/office/drawing/2016/5/10/chartex" xmlns:cx5="http://schemas.microsoft.com/office/drawing/2016/5/11/chartex" xmlns:cx6="http://schemas.microsoft.com/office/drawing/2016/5/12/chartex" xmlns:cx7="http://schemas.microsoft.com/office/drawing/2016/5/13/chartex" xmlns:cx8="http://schemas.microsoft.com/office/drawing/2016/5/14/chartex" xmlns:mc="http://schemas.openxmlformats.org/markup-compatibility/2006" xmlns:aink="http://schemas.microsoft.com/office/drawing/2016/ink" xmlns:am3d="http://schemas.microsoft.com/office/drawing/2017/model3d" xmlns:o="urn:schemas-microsoft-com:office:office" xmlns:oel="http://schemas.microsoft.com/office/2019/extlst" xmlns:r="http://schemas.openxmlformats.org/officeDocument/2006/relationships" xmlns:m="http://schemas.openxmlformats.org/officeDocument/2006/math" xmlns:v="urn:schemas-microsoft-com:vml" xmlns:wp14="http://schemas.microsoft.com/office/word/2010/wordprocessingDrawing" xmlns:wp="http://schemas.openxmlformats.org/drawingml/2006/wordprocessingDrawing" xmlns:w10="urn:schemas-microsoft-com:office:word" xmlns:w="http://schemas.openxmlformats.org/wordprocessingml/2006/main" xmlns:w14="http://schemas.microsoft.com/office/word/2010/wordml" xmlns:w15="http://schemas.microsoft.com/office/word/2012/wordml" xmlns:w16cex="http://schemas.microsoft.com/office/word/2018/wordml/cex" xmlns:w16cid="http://schemas.microsoft.com/office/word/2016/wordml/cid" xmlns:w16="http://schemas.microsoft.com/office/word/2018/wordml" xmlns:w16du="http://schemas.microsoft.com/office/word/2023/wordml/word16du" xmlns:w16sdtdh="http://schemas.microsoft.com/office/word/2020/wordml/sdtdatahash" xmlns:w16sdtfl="http://schemas.microsoft.com/office/word/2024/wordml/sdtformatlock" xmlns:w16se="http://schemas.microsoft.com/office/word/2015/wordml/symex" xmlns:wpg="http://schemas.microsoft.com/office/word/2010/wordprocessingGroup" xmlns:wpi="http://schemas.microsoft.com/office/word/2010/wordprocessingInk" xmlns:wne="http://schemas.microsoft.com/office/word/2006/wordml" xmlns:wps="http://schemas.microsoft.com/office/word/2010/wordprocessingShape" mc:Ignorable="w14 w15 w16se w16cid w16 w16cex w16sdtdh w16sdtfl w16du wp14">
+<w:document xmlns:wpc="http://schemas.microsoft.com/office/word/2010/wordprocessingCanvas" xmlns:cx="http://schemas.microsoft.com/office/drawing/2014/chartex" xmlns:cx1="http://schemas.microsoft.com/office/drawing/2015/9/8/chartex" xmlns:cx2="http://schemas.microsoft.com/office/drawing/2015/10/21/chartex" xmlns:cx3="http://schemas.microsoft.com/office/drawing/2016/5/9/chartex" xmlns:cx4="http://schemas.microsoft.com/office/drawing/2016/5/10/chartex" xmlns:cx5="http://schemas.microsoft.com/office/drawing/2016/5/11/chartex" xmlns:cx6="http://schemas.microsoft.com/office/drawing/2016/5/12/chartex" xmlns:cx7="http://schemas.microsoft.com/office/drawing/2016/5/13/chartex" xmlns:cx8="http://schemas.microsoft.com/office/drawing/2016/5/14/chartex" xmlns:mc="http://schemas.openxmlformats.org/markup-compatibility/2006" xmlns:aink="http://schemas.microsoft.com/office/drawing/2016/ink" xmlns:am3d="http://schemas.microsoft.com/office/drawing/2017/model3d" xmlns:o="urn:schemas-microsoft-com:office:office" xmlns:oel="http://schemas.microsoft.com/office/2019/extlst" xmlns:r="http://schemas.openxmlformats.org/officeDocument/2006/relationships" xmlns:m="http://schemas.openxmlformats.org/officeDocument/2006/math" xmlns:v="urn:schemas-microsoft-com:vml" xmlns:wp14="http://schemas.microsoft.com/office/word/2010/wordprocessingDrawing" xmlns:wp="http://schemas.openxmlformats.org/drawingml/2006/wordprocessingDrawing" xmlns:w10="urn:schemas-microsoft-com:office:word" xmlns:w="http://schemas.openxmlformats.org/wordprocessingml/2006/main" xmlns:w14="http://schemas.microsoft.com/office/word/2010/wordml" xmlns:w15="http://schemas.microsoft.com/office/word/2012/wordml" xmlns:w16cei="http://schemas.microsoft.com/office/word/2026/wordml/cei" xmlns:w16cex="http://schemas.microsoft.com/office/word/2018/wordml/cex" xmlns:w16cid="http://schemas.microsoft.com/office/word/2016/wordml/cid" xmlns:w16="http://schemas.microsoft.com/office/word/2018/wordml" xmlns:w16du="http://schemas.microsoft.com/office/word/2023/wordml/word16du" xmlns:w16sdtdh="http://schemas.microsoft.com/office/word/2020/wordml/sdtdatahash" xmlns:w16sdtfl="http://schemas.microsoft.com/office/word/2024/wordml/sdtformatlock" xmlns:w16se="http://schemas.microsoft.com/office/word/2015/wordml/symex" xmlns:wpg="http://schemas.microsoft.com/office/word/2010/wordprocessingGroup" xmlns:wpi="http://schemas.microsoft.com/office/word/2010/wordprocessingInk" xmlns:wne="http://schemas.microsoft.com/office/word/2006/wordml" xmlns:wps="http://schemas.microsoft.com/office/word/2010/wordprocessingShape" mc:Ignorable="w14 w15 w16se w16cid w16 w16cex w16sdtdh w16sdtfl w16du wp14">
   <w:body>
     <w:p>
       <w:r>
@@ -129,6 +129,34 @@
           <w:rFonts w:hint="eastAsia"/>
         </w:rPr>
         <w:t>Tick issue in group_detail.html</w:t>
+      </w:r>
+    </w:p>
+    <w:p>
+      <w:r>
+        <w:rPr>
+          <w:rFonts w:hint="eastAsia"/>
+        </w:rPr>
+        <w:t>Building.html error without creating Client.html</w:t>
+      </w:r>
+    </w:p>
+    <w:p/>
+    <w:p>
+      <w:r>
+        <w:rPr>
+          <w:rFonts w:hint="eastAsia"/>
+        </w:rPr>
+        <w:t>Layout</w:t>
+      </w:r>
+    </w:p>
+    <w:p>
+      <w:r>
+        <w:t>B</w:t>
+      </w:r>
+      <w:r>
+        <w:rPr>
+          <w:rFonts w:hint="eastAsia"/>
+        </w:rPr>
+        <w:t>uilding_report.html image layout, green fact icon</w:t>
       </w:r>
     </w:p>
     <w:p>
@@ -138,30 +166,13 @@
         </w:rPr>
       </w:pPr>
       <w:r>
-        <w:rPr>
-          <w:rFonts w:hint="eastAsia"/>
-        </w:rPr>
-        <w:t>Building.html error without creating Client.html</w:t>
-      </w:r>
-    </w:p>
-    <w:p/>
-    <w:p>
-      <w:r>
-        <w:rPr>
-          <w:rFonts w:hint="eastAsia"/>
-        </w:rPr>
-        <w:t>Layout</w:t>
-      </w:r>
-    </w:p>
-    <w:p>
-      <w:r>
-        <w:t>B</w:t>
-      </w:r>
-      <w:r>
-        <w:rPr>
-          <w:rFonts w:hint="eastAsia"/>
-        </w:rPr>
-        <w:t>uilding_report.html image layout, green fact icon</w:t>
+        <w:t>V</w:t>
+      </w:r>
+      <w:r>
+        <w:rPr>
+          <w:rFonts w:hint="eastAsia"/>
+        </w:rPr>
+        <w:t>alue-&gt; trend_log.html, icons on left panel.</w:t>
       </w:r>
     </w:p>
     <w:p/>
